--- a/docs/Pacific_Lawn_Sprinklers_Readiness.docx
+++ b/docs/Pacific_Lawn_Sprinklers_Readiness.docx
@@ -13,7 +13,7 @@
           <w:color w:val="6B7280"/>
           <w:sz w:val="16"/>
         </w:rPr>
-        <w:t>VELOCITY GTM CO  ·  ServiceBridge GTM  ·  Evive Brands  ·  Track 2 P2 #2 NorthStar</w:t>
+        <w:t>VELOCITY GTM CO  ·  ServiceBridge GTM  ·  Evive Brands  ·  Track 2 P2 #2</w:t>
       </w:r>
     </w:p>
     <w:p>
@@ -41,7 +41,7 @@
           <w:color w:val="185FA5"/>
           <w:sz w:val="20"/>
         </w:rPr>
-        <w:t>Score 88  ·  Tier T3  ·  Character: ★ NORTHSTAR · NEWEST EVIVE ACQUISITION (NOV 2025) · IRRIGATION VERTICAL</w:t>
+        <w:t>Score 88  ·  Tier T3  ·  Character: NEWEST EVIVE ACQUISITION (NOV 2025) · IRRIGATION VERTICAL</w:t>
       </w:r>
     </w:p>
     <w:p>
@@ -293,7 +293,7 @@
                 <w:color w:val="1A2B3C"/>
                 <w:sz w:val="24"/>
               </w:rPr>
-              <w:t>Pacific Lawn Sprinklers joined Evive in November 2025 — only ~6 months in the portfolio by mid-2026. Newest acquisition = newest tooling decisions. Conserva Irrigation analog at Empower (T5 NorthStar at 61).</w:t>
+              <w:t>Pacific Lawn Sprinklers joined Evive in November 2025 — only ~6 months in the portfolio by mid-2026. Newest acquisition = newest tooling decisions. Conserva Irrigation analog at Empower (T5 at 61).</w:t>
             </w:r>
           </w:p>
           <w:p>
@@ -319,7 +319,7 @@
                 <w:color w:val="374151"/>
                 <w:sz w:val="20"/>
               </w:rPr>
-              <w:t>From a ServiceBridge fit perspective, this is the Conserva Irrigation analog at Empower Brands (which scored T5 NorthStar at 61 in the matrix v2). Same operational profile: irrigation install + maintenance routes, seasonal start-up/winterization cycles, 2-3 person crews, residential + commercial mix. The score at Pacific Lawn (88) is higher because of the NorthStar P2 status and the Evive parent context — Ryan Parsons' direct relationship is the wedge advantage that Conserva doesn't have.</w:t>
+              <w:t>From a ServiceBridge fit perspective, this is the Conserva Irrigation analog at Empower Brands (which scored T5 at 61 in the matrix v2). Same operational profile: irrigation install + maintenance routes, seasonal start-up/winterization cycles, 2-3 person crews, residential + commercial mix. The score at Pacific Lawn (88) is higher because of the P2 status and the Evive parent context — Ryan Parsons' direct relationship is the wedge advantage that Conserva doesn't have.</w:t>
             </w:r>
           </w:p>
           <w:p>
@@ -1925,7 +1925,7 @@
           <w:color w:val="374151"/>
           <w:sz w:val="20"/>
         </w:rPr>
-        <w:t>Score 88 (T3 NorthStar) per Track 2 v2 matrix. Drivers: newest Evive acquisition (Nov 2025), founder + CEO both retained, Ryan Parsons cross-brand wedge, Conserva Irrigation analog at Empower validates vertical fit. Reduced by smallest scale in Evive cohort, irrigation-specific SaaS niche tools. Evive parent +25 NorthStar bonus.</w:t>
+        <w:t>Score 88 (T3) per Track 2 v2 matrix. Drivers: newest Evive acquisition (Nov 2025), founder + CEO both retained, Ryan Parsons cross-brand wedge, Conserva Irrigation analog at Empower validates vertical fit. Reduced by smallest scale in Evive cohort, irrigation-specific SaaS niche tools. Evive parent +25 bonus.</w:t>
       </w:r>
     </w:p>
     <w:p>
